--- a/documents/PT100_Calibration_Certificate_with_coefficients.docx
+++ b/documents/PT100_Calibration_Certificate_with_coefficients.docx
@@ -260,7 +260,35 @@
               <w:rPr>
                 <w:sz w:val="19"/>
               </w:rPr>
-              <w:t>MAC 98:A3:16:12:57:B0</w:t>
+              <w:t xml:space="preserve">MAC </w:t>
+            </w:r>
+            <w:proofErr w:type="gramStart"/>
+            <w:r>
+              <w:rPr>
+                <w:sz w:val="19"/>
+              </w:rPr>
+              <w:t>98:A</w:t>
+            </w:r>
+            <w:proofErr w:type="gramEnd"/>
+            <w:r>
+              <w:rPr>
+                <w:sz w:val="19"/>
+              </w:rPr>
+              <w:t>3:16:12:</w:t>
+            </w:r>
+            <w:proofErr w:type="gramStart"/>
+            <w:r>
+              <w:rPr>
+                <w:sz w:val="19"/>
+              </w:rPr>
+              <w:t>57:B</w:t>
+            </w:r>
+            <w:proofErr w:type="gramEnd"/>
+            <w:r>
+              <w:rPr>
+                <w:sz w:val="19"/>
+              </w:rPr>
+              <w:t>0</w:t>
             </w:r>
           </w:p>
         </w:tc>
@@ -464,7 +492,15 @@
         <w:t xml:space="preserve">Measurement Electronics: </w:t>
       </w:r>
       <w:r>
-        <w:t>MAX31865 RTD interface, 430 ohm reference resistor</w:t>
+        <w:t xml:space="preserve">MAX31865 RTD interface, </w:t>
+      </w:r>
+      <w:proofErr w:type="gramStart"/>
+      <w:r>
+        <w:t>430 ohm</w:t>
+      </w:r>
+      <w:proofErr w:type="gramEnd"/>
+      <w:r>
+        <w:t xml:space="preserve"> reference resistor</w:t>
       </w:r>
     </w:p>
     <w:p>
@@ -553,7 +589,15 @@
         <w:spacing w:after="80" w:line="269" w:lineRule="auto"/>
       </w:pPr>
       <w:r>
-        <w:t xml:space="preserve">The transfer block was manufactured from 6061-T6 aluminum, which has typical thermal conductivity of approximately 167 W/m·K at 77 </w:t>
+        <w:t>The transfer block was manufactured from 6061-T6 aluminum, which has typical thermal conductivity of approximately 167 W/</w:t>
+      </w:r>
+      <w:proofErr w:type="spellStart"/>
+      <w:r>
+        <w:t>m·K</w:t>
+      </w:r>
+      <w:proofErr w:type="spellEnd"/>
+      <w:r>
+        <w:t xml:space="preserve"> at 77 </w:t>
       </w:r>
       <w:r>
         <w:t>°</w:t>
@@ -1082,8 +1126,13 @@
                 <m:t>+bx+c</m:t>
               </m:r>
             </m:oMath>
+            <w:proofErr w:type="gramStart"/>
             <w:r>
-              <w:t>, where x = raw measured resistance (ohm)</w:t>
+              <w:t>, where</w:t>
+            </w:r>
+            <w:proofErr w:type="gramEnd"/>
+            <w:r>
+              <w:t xml:space="preserve"> x = raw measured resistance (ohm)</w:t>
             </w:r>
           </w:p>
         </w:tc>
@@ -3761,7 +3810,15 @@
         <w:spacing w:after="80" w:line="269" w:lineRule="auto"/>
       </w:pPr>
       <w:r>
-        <w:t>This uncertainty is dominated by the reference thermocouple contribution. The PT100 repeatability and transfer-block contributions were small relative to the reference thermocouple term.</w:t>
+        <w:t xml:space="preserve">This uncertainty is dominated by </w:t>
+      </w:r>
+      <w:proofErr w:type="gramStart"/>
+      <w:r>
+        <w:t>the reference</w:t>
+      </w:r>
+      <w:proofErr w:type="gramEnd"/>
+      <w:r>
+        <w:t xml:space="preserve"> thermocouple contribution. The PT100 repeatability and transfer-block contributions were small relative to the reference thermocouple term.</w:t>
       </w:r>
     </w:p>
     <w:p>
@@ -4009,7 +4066,35 @@
         <w:rPr>
           <w:sz w:val="16"/>
         </w:rPr>
-        <w:t>[1] MatWeb, Aluminum 6061-T6 Material Data Sheet, thermal conductivity approximately 167 W/m K at 77 degF.</w:t>
+        <w:t xml:space="preserve">[1] </w:t>
+      </w:r>
+      <w:proofErr w:type="spellStart"/>
+      <w:r>
+        <w:rPr>
+          <w:sz w:val="16"/>
+        </w:rPr>
+        <w:t>MatWeb</w:t>
+      </w:r>
+      <w:proofErr w:type="spellEnd"/>
+      <w:r>
+        <w:rPr>
+          <w:sz w:val="16"/>
+        </w:rPr>
+        <w:t xml:space="preserve">, Aluminum 6061-T6 Material Data Sheet, thermal conductivity approximately 167 W/m K at 77 </w:t>
+      </w:r>
+      <w:proofErr w:type="spellStart"/>
+      <w:r>
+        <w:rPr>
+          <w:sz w:val="16"/>
+        </w:rPr>
+        <w:t>degF</w:t>
+      </w:r>
+      <w:proofErr w:type="spellEnd"/>
+      <w:r>
+        <w:rPr>
+          <w:sz w:val="16"/>
+        </w:rPr>
+        <w:t>.</w:t>
       </w:r>
     </w:p>
     <w:p>
